--- a/결과물_공통2_2과/출고/혼공독해교재_공통영어2_YBM(박)_2과_02_지문분석지.docx
+++ b/결과물_공통2_2과/출고/혼공독해교재_공통영어2_YBM(박)_2과_02_지문분석지.docx
@@ -3195,7 +3195,7 @@
           <w:pPr>
             <w:keepNext/>
             <w:keepLines/>
-            <w:spacing w:line="286" w:lineRule="exact" w:before="30" w:after="40"/>
+            <w:spacing w:line="270" w:lineRule="exact" w:before="20" w:after="20"/>
           </w:pPr>
           <w:r>
             <w:rPr>
@@ -3212,7 +3212,7 @@
           <w:pPr>
             <w:keepNext w:val="0"/>
             <w:keepLines/>
-            <w:spacing w:line="286" w:lineRule="exact" w:before="30" w:after="100"/>
+            <w:spacing w:line="270" w:lineRule="exact" w:before="20" w:after="80"/>
           </w:pPr>
           <w:r>
             <w:rPr>
@@ -3225,14 +3225,14 @@
         <w:p>
           <w:pPr>
             <w:keepNext w:val="0"/>
-            <w:spacing w:line="170" w:lineRule="exact" w:before="0" w:after="0"/>
+            <w:spacing w:line="130" w:lineRule="exact" w:before="0" w:after="0"/>
           </w:pPr>
         </w:p>
         <w:p>
           <w:pPr>
             <w:keepNext/>
             <w:keepLines/>
-            <w:spacing w:line="286" w:lineRule="exact" w:before="30" w:after="40"/>
+            <w:spacing w:line="270" w:lineRule="exact" w:before="20" w:after="20"/>
           </w:pPr>
           <w:r>
             <w:rPr>
@@ -3249,7 +3249,7 @@
           <w:pPr>
             <w:keepNext w:val="0"/>
             <w:keepLines/>
-            <w:spacing w:line="286" w:lineRule="exact" w:before="30" w:after="100"/>
+            <w:spacing w:line="270" w:lineRule="exact" w:before="20" w:after="80"/>
             <w:ind w:left="80"/>
           </w:pPr>
           <w:r>
@@ -3283,7 +3283,7 @@
           <w:pPr>
             <w:keepNext w:val="0"/>
             <w:keepLines/>
-            <w:spacing w:line="286" w:lineRule="exact" w:before="30" w:after="100"/>
+            <w:spacing w:line="270" w:lineRule="exact" w:before="20" w:after="80"/>
             <w:ind w:left="80"/>
           </w:pPr>
           <w:r>
@@ -3317,7 +3317,7 @@
           <w:pPr>
             <w:keepNext w:val="0"/>
             <w:keepLines/>
-            <w:spacing w:line="286" w:lineRule="exact" w:before="30" w:after="100"/>
+            <w:spacing w:line="270" w:lineRule="exact" w:before="20" w:after="80"/>
             <w:ind w:left="80"/>
           </w:pPr>
           <w:r>
@@ -3351,7 +3351,7 @@
           <w:pPr>
             <w:keepNext w:val="0"/>
             <w:keepLines/>
-            <w:spacing w:line="286" w:lineRule="exact" w:before="30" w:after="100"/>
+            <w:spacing w:line="270" w:lineRule="exact" w:before="20" w:after="80"/>
             <w:ind w:left="80"/>
           </w:pPr>
           <w:r>
@@ -3384,14 +3384,14 @@
         <w:p>
           <w:pPr>
             <w:keepNext w:val="0"/>
-            <w:spacing w:line="170" w:lineRule="exact" w:before="0" w:after="0"/>
+            <w:spacing w:line="130" w:lineRule="exact" w:before="0" w:after="0"/>
           </w:pPr>
         </w:p>
         <w:p>
           <w:pPr>
             <w:keepNext/>
             <w:keepLines/>
-            <w:spacing w:line="286" w:lineRule="exact" w:before="30" w:after="40"/>
+            <w:spacing w:line="270" w:lineRule="exact" w:before="20" w:after="20"/>
           </w:pPr>
           <w:r>
             <w:rPr>
@@ -3408,7 +3408,7 @@
           <w:pPr>
             <w:keepNext/>
             <w:keepLines/>
-            <w:spacing w:line="286" w:lineRule="exact" w:before="30" w:after="40"/>
+            <w:spacing w:line="270" w:lineRule="exact" w:before="20" w:after="20"/>
           </w:pPr>
           <w:r>
             <w:rPr>
@@ -3435,7 +3435,7 @@
           <w:pPr>
             <w:keepNext w:val="0"/>
             <w:keepLines/>
-            <w:spacing w:line="286" w:lineRule="exact" w:before="30" w:after="120"/>
+            <w:spacing w:line="270" w:lineRule="exact" w:before="20" w:after="100"/>
             <w:ind w:left="120"/>
           </w:pPr>
           <w:r>
@@ -3463,7 +3463,7 @@
           <w:pPr>
             <w:keepNext/>
             <w:keepLines/>
-            <w:spacing w:line="286" w:lineRule="exact" w:before="30" w:after="40"/>
+            <w:spacing w:line="270" w:lineRule="exact" w:before="20" w:after="20"/>
           </w:pPr>
           <w:r>
             <w:rPr>
@@ -3490,7 +3490,7 @@
           <w:pPr>
             <w:keepNext w:val="0"/>
             <w:keepLines/>
-            <w:spacing w:line="286" w:lineRule="exact" w:before="30" w:after="120"/>
+            <w:spacing w:line="270" w:lineRule="exact" w:before="20" w:after="100"/>
             <w:ind w:left="120"/>
           </w:pPr>
           <w:r>
@@ -3518,7 +3518,7 @@
           <w:pPr>
             <w:keepNext/>
             <w:keepLines/>
-            <w:spacing w:line="286" w:lineRule="exact" w:before="30" w:after="40"/>
+            <w:spacing w:line="270" w:lineRule="exact" w:before="20" w:after="20"/>
           </w:pPr>
           <w:r>
             <w:rPr>
@@ -3545,7 +3545,7 @@
           <w:pPr>
             <w:keepNext w:val="0"/>
             <w:keepLines/>
-            <w:spacing w:line="286" w:lineRule="exact" w:before="30" w:after="120"/>
+            <w:spacing w:line="270" w:lineRule="exact" w:before="20" w:after="100"/>
             <w:ind w:left="120"/>
           </w:pPr>
           <w:r>
@@ -3572,14 +3572,14 @@
         <w:p>
           <w:pPr>
             <w:keepNext w:val="0"/>
-            <w:spacing w:line="170" w:lineRule="exact" w:before="0" w:after="0"/>
+            <w:spacing w:line="130" w:lineRule="exact" w:before="0" w:after="0"/>
           </w:pPr>
         </w:p>
         <w:p>
           <w:pPr>
             <w:keepNext/>
             <w:keepLines/>
-            <w:spacing w:line="286" w:lineRule="exact" w:before="30" w:after="40"/>
+            <w:spacing w:line="270" w:lineRule="exact" w:before="20" w:after="20"/>
           </w:pPr>
           <w:r>
             <w:rPr>
@@ -3596,7 +3596,7 @@
           <w:pPr>
             <w:keepNext w:val="0"/>
             <w:keepLines/>
-            <w:spacing w:line="286" w:lineRule="exact" w:before="30" w:after="120"/>
+            <w:spacing w:line="270" w:lineRule="exact" w:before="20" w:after="100"/>
           </w:pPr>
           <w:r>
             <w:rPr>
@@ -3656,7 +3656,7 @@
           <w:pPr>
             <w:keepNext w:val="0"/>
             <w:keepLines/>
-            <w:spacing w:line="286" w:lineRule="exact" w:before="30" w:after="120"/>
+            <w:spacing w:line="270" w:lineRule="exact" w:before="20" w:after="100"/>
           </w:pPr>
           <w:r>
             <w:rPr>
@@ -3716,7 +3716,7 @@
           <w:pPr>
             <w:keepNext w:val="0"/>
             <w:keepLines/>
-            <w:spacing w:line="286" w:lineRule="exact" w:before="30" w:after="120"/>
+            <w:spacing w:line="270" w:lineRule="exact" w:before="20" w:after="100"/>
           </w:pPr>
           <w:r>
             <w:rPr>
@@ -3775,14 +3775,14 @@
         <w:p>
           <w:pPr>
             <w:keepNext w:val="0"/>
-            <w:spacing w:line="170" w:lineRule="exact" w:before="0" w:after="0"/>
+            <w:spacing w:line="130" w:lineRule="exact" w:before="0" w:after="0"/>
           </w:pPr>
         </w:p>
         <w:p>
           <w:pPr>
             <w:keepNext/>
             <w:keepLines/>
-            <w:spacing w:line="286" w:lineRule="exact" w:before="30" w:after="40"/>
+            <w:spacing w:line="270" w:lineRule="exact" w:before="20" w:after="20"/>
           </w:pPr>
           <w:r>
             <w:rPr>
@@ -3799,7 +3799,7 @@
           <w:pPr>
             <w:keepNext w:val="0"/>
             <w:keepLines/>
-            <w:spacing w:line="286" w:lineRule="exact" w:before="30" w:after="40"/>
+            <w:spacing w:line="270" w:lineRule="exact" w:before="20" w:after="20"/>
           </w:pPr>
           <w:r>
             <w:rPr>
@@ -3866,7 +3866,7 @@
           <w:pPr>
             <w:keepNext w:val="0"/>
             <w:keepLines/>
-            <w:spacing w:line="286" w:lineRule="exact" w:before="30" w:after="40"/>
+            <w:spacing w:line="270" w:lineRule="exact" w:before="20" w:after="20"/>
           </w:pPr>
           <w:r>
             <w:rPr>
@@ -3933,7 +3933,7 @@
           <w:pPr>
             <w:keepNext w:val="0"/>
             <w:keepLines/>
-            <w:spacing w:line="286" w:lineRule="exact" w:before="30" w:after="40"/>
+            <w:spacing w:line="270" w:lineRule="exact" w:before="20" w:after="20"/>
           </w:pPr>
           <w:r>
             <w:rPr>
@@ -10938,7 +10938,7 @@
           <w:pPr>
             <w:keepNext/>
             <w:keepLines/>
-            <w:spacing w:line="286" w:lineRule="exact" w:before="30" w:after="40"/>
+            <w:spacing w:line="270" w:lineRule="exact" w:before="20" w:after="20"/>
           </w:pPr>
           <w:r>
             <w:rPr>
@@ -10955,7 +10955,7 @@
           <w:pPr>
             <w:keepNext w:val="0"/>
             <w:keepLines/>
-            <w:spacing w:line="286" w:lineRule="exact" w:before="30" w:after="100"/>
+            <w:spacing w:line="270" w:lineRule="exact" w:before="20" w:after="80"/>
           </w:pPr>
           <w:r>
             <w:rPr>
@@ -10968,14 +10968,14 @@
         <w:p>
           <w:pPr>
             <w:keepNext w:val="0"/>
-            <w:spacing w:line="170" w:lineRule="exact" w:before="0" w:after="0"/>
+            <w:spacing w:line="130" w:lineRule="exact" w:before="0" w:after="0"/>
           </w:pPr>
         </w:p>
         <w:p>
           <w:pPr>
             <w:keepNext/>
             <w:keepLines/>
-            <w:spacing w:line="286" w:lineRule="exact" w:before="30" w:after="40"/>
+            <w:spacing w:line="270" w:lineRule="exact" w:before="20" w:after="20"/>
           </w:pPr>
           <w:r>
             <w:rPr>
@@ -10992,7 +10992,7 @@
           <w:pPr>
             <w:keepNext w:val="0"/>
             <w:keepLines/>
-            <w:spacing w:line="286" w:lineRule="exact" w:before="30" w:after="100"/>
+            <w:spacing w:line="270" w:lineRule="exact" w:before="20" w:after="80"/>
             <w:ind w:left="80"/>
           </w:pPr>
           <w:r>
@@ -11026,7 +11026,7 @@
           <w:pPr>
             <w:keepNext w:val="0"/>
             <w:keepLines/>
-            <w:spacing w:line="286" w:lineRule="exact" w:before="30" w:after="100"/>
+            <w:spacing w:line="270" w:lineRule="exact" w:before="20" w:after="80"/>
             <w:ind w:left="80"/>
           </w:pPr>
           <w:r>
@@ -11060,7 +11060,7 @@
           <w:pPr>
             <w:keepNext w:val="0"/>
             <w:keepLines/>
-            <w:spacing w:line="286" w:lineRule="exact" w:before="30" w:after="100"/>
+            <w:spacing w:line="270" w:lineRule="exact" w:before="20" w:after="80"/>
             <w:ind w:left="80"/>
           </w:pPr>
           <w:r>
@@ -11093,14 +11093,14 @@
         <w:p>
           <w:pPr>
             <w:keepNext w:val="0"/>
-            <w:spacing w:line="170" w:lineRule="exact" w:before="0" w:after="0"/>
+            <w:spacing w:line="130" w:lineRule="exact" w:before="0" w:after="0"/>
           </w:pPr>
         </w:p>
         <w:p>
           <w:pPr>
             <w:keepNext/>
             <w:keepLines/>
-            <w:spacing w:line="286" w:lineRule="exact" w:before="30" w:after="40"/>
+            <w:spacing w:line="270" w:lineRule="exact" w:before="20" w:after="20"/>
           </w:pPr>
           <w:r>
             <w:rPr>
@@ -11117,7 +11117,7 @@
           <w:pPr>
             <w:keepNext/>
             <w:keepLines/>
-            <w:spacing w:line="286" w:lineRule="exact" w:before="30" w:after="40"/>
+            <w:spacing w:line="270" w:lineRule="exact" w:before="20" w:after="20"/>
           </w:pPr>
           <w:r>
             <w:rPr>
@@ -11144,7 +11144,7 @@
           <w:pPr>
             <w:keepNext w:val="0"/>
             <w:keepLines/>
-            <w:spacing w:line="286" w:lineRule="exact" w:before="30" w:after="120"/>
+            <w:spacing w:line="270" w:lineRule="exact" w:before="20" w:after="100"/>
             <w:ind w:left="120"/>
           </w:pPr>
           <w:r>
@@ -11172,7 +11172,7 @@
           <w:pPr>
             <w:keepNext/>
             <w:keepLines/>
-            <w:spacing w:line="286" w:lineRule="exact" w:before="30" w:after="40"/>
+            <w:spacing w:line="270" w:lineRule="exact" w:before="20" w:after="20"/>
           </w:pPr>
           <w:r>
             <w:rPr>
@@ -11199,7 +11199,7 @@
           <w:pPr>
             <w:keepNext w:val="0"/>
             <w:keepLines/>
-            <w:spacing w:line="286" w:lineRule="exact" w:before="30" w:after="120"/>
+            <w:spacing w:line="270" w:lineRule="exact" w:before="20" w:after="100"/>
             <w:ind w:left="120"/>
           </w:pPr>
           <w:r>
@@ -11227,7 +11227,7 @@
           <w:pPr>
             <w:keepNext/>
             <w:keepLines/>
-            <w:spacing w:line="286" w:lineRule="exact" w:before="30" w:after="40"/>
+            <w:spacing w:line="270" w:lineRule="exact" w:before="20" w:after="20"/>
           </w:pPr>
           <w:r>
             <w:rPr>
@@ -11254,7 +11254,7 @@
           <w:pPr>
             <w:keepNext w:val="0"/>
             <w:keepLines/>
-            <w:spacing w:line="286" w:lineRule="exact" w:before="30" w:after="120"/>
+            <w:spacing w:line="270" w:lineRule="exact" w:before="20" w:after="100"/>
             <w:ind w:left="120"/>
           </w:pPr>
           <w:r>
@@ -11281,14 +11281,14 @@
         <w:p>
           <w:pPr>
             <w:keepNext w:val="0"/>
-            <w:spacing w:line="170" w:lineRule="exact" w:before="0" w:after="0"/>
+            <w:spacing w:line="130" w:lineRule="exact" w:before="0" w:after="0"/>
           </w:pPr>
         </w:p>
         <w:p>
           <w:pPr>
             <w:keepNext/>
             <w:keepLines/>
-            <w:spacing w:line="286" w:lineRule="exact" w:before="30" w:after="40"/>
+            <w:spacing w:line="270" w:lineRule="exact" w:before="20" w:after="20"/>
           </w:pPr>
           <w:r>
             <w:rPr>
@@ -11305,7 +11305,7 @@
           <w:pPr>
             <w:keepNext w:val="0"/>
             <w:keepLines/>
-            <w:spacing w:line="286" w:lineRule="exact" w:before="30" w:after="120"/>
+            <w:spacing w:line="270" w:lineRule="exact" w:before="20" w:after="100"/>
           </w:pPr>
           <w:r>
             <w:rPr>
@@ -11365,7 +11365,7 @@
           <w:pPr>
             <w:keepNext w:val="0"/>
             <w:keepLines/>
-            <w:spacing w:line="286" w:lineRule="exact" w:before="30" w:after="120"/>
+            <w:spacing w:line="270" w:lineRule="exact" w:before="20" w:after="100"/>
           </w:pPr>
           <w:r>
             <w:rPr>
@@ -11425,7 +11425,7 @@
           <w:pPr>
             <w:keepNext w:val="0"/>
             <w:keepLines/>
-            <w:spacing w:line="286" w:lineRule="exact" w:before="30" w:after="120"/>
+            <w:spacing w:line="270" w:lineRule="exact" w:before="20" w:after="100"/>
           </w:pPr>
           <w:r>
             <w:rPr>
@@ -11485,7 +11485,7 @@
           <w:pPr>
             <w:keepNext w:val="0"/>
             <w:keepLines/>
-            <w:spacing w:line="286" w:lineRule="exact" w:before="30" w:after="120"/>
+            <w:spacing w:line="270" w:lineRule="exact" w:before="20" w:after="100"/>
           </w:pPr>
           <w:r>
             <w:rPr>
@@ -11545,7 +11545,7 @@
           <w:pPr>
             <w:keepNext w:val="0"/>
             <w:keepLines/>
-            <w:spacing w:line="286" w:lineRule="exact" w:before="30" w:after="120"/>
+            <w:spacing w:line="270" w:lineRule="exact" w:before="20" w:after="100"/>
           </w:pPr>
           <w:r>
             <w:rPr>
@@ -11604,14 +11604,14 @@
         <w:p>
           <w:pPr>
             <w:keepNext w:val="0"/>
-            <w:spacing w:line="170" w:lineRule="exact" w:before="0" w:after="0"/>
+            <w:spacing w:line="130" w:lineRule="exact" w:before="0" w:after="0"/>
           </w:pPr>
         </w:p>
         <w:p>
           <w:pPr>
             <w:keepNext/>
             <w:keepLines/>
-            <w:spacing w:line="286" w:lineRule="exact" w:before="30" w:after="40"/>
+            <w:spacing w:line="270" w:lineRule="exact" w:before="20" w:after="20"/>
           </w:pPr>
           <w:r>
             <w:rPr>
@@ -11628,7 +11628,7 @@
           <w:pPr>
             <w:keepNext w:val="0"/>
             <w:keepLines/>
-            <w:spacing w:line="286" w:lineRule="exact" w:before="30" w:after="40"/>
+            <w:spacing w:line="270" w:lineRule="exact" w:before="20" w:after="20"/>
           </w:pPr>
           <w:r>
             <w:rPr>
@@ -11695,7 +11695,7 @@
           <w:pPr>
             <w:keepNext w:val="0"/>
             <w:keepLines/>
-            <w:spacing w:line="286" w:lineRule="exact" w:before="30" w:after="40"/>
+            <w:spacing w:line="270" w:lineRule="exact" w:before="20" w:after="20"/>
           </w:pPr>
           <w:r>
             <w:rPr>
@@ -11762,7 +11762,7 @@
           <w:pPr>
             <w:keepNext w:val="0"/>
             <w:keepLines/>
-            <w:spacing w:line="286" w:lineRule="exact" w:before="30" w:after="40"/>
+            <w:spacing w:line="270" w:lineRule="exact" w:before="20" w:after="20"/>
           </w:pPr>
           <w:r>
             <w:rPr>
